--- a/docs/Cơ sở dữ liệu phân tán.docx
+++ b/docs/Cơ sở dữ liệu phân tán.docx
@@ -202,12 +202,12 @@
                 <wp:extent cx="5843088" cy="8939343"/>
                 <wp:effectExtent b="0" l="0" r="0" t="0"/>
                 <wp:wrapNone/>
-                <wp:docPr id="1" name="image23.png"/>
+                <wp:docPr id="1" name="image29.png"/>
                 <a:graphic>
                   <a:graphicData uri="http://schemas.openxmlformats.org/drawingml/2006/picture">
                     <pic:pic>
                       <pic:nvPicPr>
-                        <pic:cNvPr id="0" name="image23.png"/>
+                        <pic:cNvPr id="0" name="image29.png"/>
                         <pic:cNvPicPr preferRelativeResize="0"/>
                       </pic:nvPicPr>
                       <pic:blipFill>
@@ -809,7 +809,7 @@
     </w:p>
     <w:sdt>
       <w:sdtPr>
-        <w:id w:val="-494145511"/>
+        <w:id w:val="-1001783602"/>
         <w:docPartObj>
           <w:docPartGallery w:val="Table of Contents"/>
           <w:docPartUnique w:val="1"/>
@@ -5479,19 +5479,14 @@
               <w:tab w:val="right" w:leader="dot" w:pos="12000"/>
             </w:tabs>
             <w:spacing w:after="0" w:before="60" w:line="240" w:lineRule="auto"/>
-            <w:ind w:left="360" w:firstLine="0"/>
+            <w:ind w:left="720" w:firstLine="0"/>
             <w:jc w:val="left"/>
             <w:rPr>
-              <w:rFonts w:ascii="Arial" w:cs="Arial" w:eastAsia="Arial" w:hAnsi="Arial"/>
-              <w:b w:val="0"/>
-              <w:bCs w:val="0"/>
               <w:i w:val="0"/>
               <w:iCs w:val="0"/>
               <w:smallCaps w:val="0"/>
               <w:strike w:val="0"/>
               <w:color w:val="000000"/>
-              <w:sz w:val="22"/>
-              <w:szCs w:val="22"/>
               <w:u w:val="none"/>
               <w:shd w:fill="auto" w:val="clear"/>
               <w:vertAlign w:val="baseline"/>
@@ -5500,16 +5495,11 @@
           <w:hyperlink w:anchor="_heading=h.umlhgyf21w2w">
             <w:r>
               <w:rPr>
-                <w:rFonts w:ascii="Arial" w:cs="Arial" w:eastAsia="Arial" w:hAnsi="Arial"/>
-                <w:b w:val="0"/>
-                <w:bCs w:val="0"/>
                 <w:i w:val="0"/>
                 <w:iCs w:val="0"/>
                 <w:smallCaps w:val="0"/>
                 <w:strike w:val="0"/>
                 <w:color w:val="000000"/>
-                <w:sz w:val="22"/>
-                <w:szCs w:val="22"/>
                 <w:u w:val="none"/>
                 <w:shd w:fill="auto" w:val="clear"/>
                 <w:vertAlign w:val="baseline"/>
@@ -5641,11 +5631,16 @@
             <w:ind w:left="360" w:firstLine="0"/>
             <w:jc w:val="left"/>
             <w:rPr>
+              <w:rFonts w:ascii="Arial" w:cs="Arial" w:eastAsia="Arial" w:hAnsi="Arial"/>
+              <w:b w:val="0"/>
+              <w:bCs w:val="0"/>
               <w:i w:val="0"/>
               <w:iCs w:val="0"/>
               <w:smallCaps w:val="0"/>
               <w:strike w:val="0"/>
               <w:color w:val="000000"/>
+              <w:sz w:val="22"/>
+              <w:szCs w:val="22"/>
               <w:u w:val="none"/>
               <w:shd w:fill="auto" w:val="clear"/>
               <w:vertAlign w:val="baseline"/>
@@ -5654,11 +5649,16 @@
           <w:hyperlink w:anchor="_heading=h.wuj5yyh6u3e8">
             <w:r>
               <w:rPr>
+                <w:rFonts w:ascii="Times New Roman" w:cs="Times New Roman" w:eastAsia="Times New Roman" w:hAnsi="Times New Roman"/>
+                <w:b w:val="0"/>
+                <w:bCs w:val="0"/>
                 <w:i w:val="0"/>
                 <w:iCs w:val="0"/>
                 <w:smallCaps w:val="0"/>
                 <w:strike w:val="0"/>
                 <w:color w:val="000000"/>
+                <w:sz w:val="28"/>
+                <w:szCs w:val="28"/>
                 <w:u w:val="none"/>
                 <w:shd w:fill="auto" w:val="clear"/>
                 <w:vertAlign w:val="baseline"/>
@@ -5736,11 +5736,16 @@
             <w:ind w:left="360" w:firstLine="0"/>
             <w:jc w:val="left"/>
             <w:rPr>
+              <w:rFonts w:ascii="Arial" w:cs="Arial" w:eastAsia="Arial" w:hAnsi="Arial"/>
+              <w:b w:val="0"/>
+              <w:bCs w:val="0"/>
               <w:i w:val="0"/>
               <w:iCs w:val="0"/>
               <w:smallCaps w:val="0"/>
               <w:strike w:val="0"/>
               <w:color w:val="000000"/>
+              <w:sz w:val="22"/>
+              <w:szCs w:val="22"/>
               <w:u w:val="none"/>
               <w:shd w:fill="auto" w:val="clear"/>
               <w:vertAlign w:val="baseline"/>
@@ -5749,11 +5754,16 @@
           <w:hyperlink w:anchor="_heading=h.nu6vrynm668d">
             <w:r>
               <w:rPr>
+                <w:rFonts w:ascii="Times New Roman" w:cs="Times New Roman" w:eastAsia="Times New Roman" w:hAnsi="Times New Roman"/>
+                <w:b w:val="0"/>
+                <w:bCs w:val="0"/>
                 <w:i w:val="0"/>
                 <w:iCs w:val="0"/>
                 <w:smallCaps w:val="0"/>
                 <w:strike w:val="0"/>
                 <w:color w:val="000000"/>
+                <w:sz w:val="28"/>
+                <w:szCs w:val="28"/>
                 <w:u w:val="none"/>
                 <w:shd w:fill="auto" w:val="clear"/>
                 <w:vertAlign w:val="baseline"/>
@@ -5779,11 +5789,16 @@
             <w:ind w:left="360" w:firstLine="0"/>
             <w:jc w:val="left"/>
             <w:rPr>
+              <w:rFonts w:ascii="Arial" w:cs="Arial" w:eastAsia="Arial" w:hAnsi="Arial"/>
+              <w:b w:val="0"/>
+              <w:bCs w:val="0"/>
               <w:i w:val="0"/>
               <w:iCs w:val="0"/>
               <w:smallCaps w:val="0"/>
               <w:strike w:val="0"/>
               <w:color w:val="000000"/>
+              <w:sz w:val="22"/>
+              <w:szCs w:val="22"/>
               <w:u w:val="none"/>
               <w:shd w:fill="auto" w:val="clear"/>
               <w:vertAlign w:val="baseline"/>
@@ -5792,11 +5807,16 @@
           <w:hyperlink w:anchor="_heading=h.x6jk20vjkwej">
             <w:r>
               <w:rPr>
+                <w:rFonts w:ascii="Times New Roman" w:cs="Times New Roman" w:eastAsia="Times New Roman" w:hAnsi="Times New Roman"/>
+                <w:b w:val="0"/>
+                <w:bCs w:val="0"/>
                 <w:i w:val="0"/>
                 <w:iCs w:val="0"/>
                 <w:smallCaps w:val="0"/>
                 <w:strike w:val="0"/>
                 <w:color w:val="000000"/>
+                <w:sz w:val="28"/>
+                <w:szCs w:val="28"/>
                 <w:u w:val="none"/>
                 <w:shd w:fill="auto" w:val="clear"/>
                 <w:vertAlign w:val="baseline"/>
@@ -5822,11 +5842,16 @@
             <w:ind w:left="720" w:firstLine="0"/>
             <w:jc w:val="left"/>
             <w:rPr>
+              <w:rFonts w:ascii="Arial" w:cs="Arial" w:eastAsia="Arial" w:hAnsi="Arial"/>
+              <w:b w:val="0"/>
+              <w:bCs w:val="0"/>
               <w:i w:val="0"/>
               <w:iCs w:val="0"/>
               <w:smallCaps w:val="0"/>
               <w:strike w:val="0"/>
               <w:color w:val="000000"/>
+              <w:sz w:val="22"/>
+              <w:szCs w:val="22"/>
               <w:u w:val="none"/>
               <w:shd w:fill="auto" w:val="clear"/>
               <w:vertAlign w:val="baseline"/>
@@ -5835,11 +5860,16 @@
           <w:hyperlink w:anchor="_heading=h.p1a790y6a8om">
             <w:r>
               <w:rPr>
+                <w:rFonts w:ascii="Times New Roman" w:cs="Times New Roman" w:eastAsia="Times New Roman" w:hAnsi="Times New Roman"/>
+                <w:b w:val="0"/>
+                <w:bCs w:val="0"/>
                 <w:i w:val="0"/>
                 <w:iCs w:val="0"/>
                 <w:smallCaps w:val="0"/>
                 <w:strike w:val="0"/>
                 <w:color w:val="000000"/>
+                <w:sz w:val="28"/>
+                <w:szCs w:val="28"/>
                 <w:u w:val="none"/>
                 <w:shd w:fill="auto" w:val="clear"/>
                 <w:vertAlign w:val="baseline"/>
@@ -5865,11 +5895,16 @@
             <w:ind w:left="720" w:firstLine="0"/>
             <w:jc w:val="left"/>
             <w:rPr>
+              <w:rFonts w:ascii="Arial" w:cs="Arial" w:eastAsia="Arial" w:hAnsi="Arial"/>
+              <w:b w:val="0"/>
+              <w:bCs w:val="0"/>
               <w:i w:val="0"/>
               <w:iCs w:val="0"/>
               <w:smallCaps w:val="0"/>
               <w:strike w:val="0"/>
               <w:color w:val="000000"/>
+              <w:sz w:val="22"/>
+              <w:szCs w:val="22"/>
               <w:u w:val="none"/>
               <w:shd w:fill="auto" w:val="clear"/>
               <w:vertAlign w:val="baseline"/>
@@ -5878,11 +5913,16 @@
           <w:hyperlink w:anchor="_heading=h.vz7dotfck9w2">
             <w:r>
               <w:rPr>
+                <w:rFonts w:ascii="Times New Roman" w:cs="Times New Roman" w:eastAsia="Times New Roman" w:hAnsi="Times New Roman"/>
+                <w:b w:val="0"/>
+                <w:bCs w:val="0"/>
                 <w:i w:val="0"/>
                 <w:iCs w:val="0"/>
                 <w:smallCaps w:val="0"/>
                 <w:strike w:val="0"/>
                 <w:color w:val="000000"/>
+                <w:sz w:val="28"/>
+                <w:szCs w:val="28"/>
                 <w:u w:val="none"/>
                 <w:shd w:fill="auto" w:val="clear"/>
                 <w:vertAlign w:val="baseline"/>
@@ -5908,11 +5948,16 @@
             <w:ind w:left="720" w:firstLine="0"/>
             <w:jc w:val="left"/>
             <w:rPr>
+              <w:rFonts w:ascii="Arial" w:cs="Arial" w:eastAsia="Arial" w:hAnsi="Arial"/>
+              <w:b w:val="0"/>
+              <w:bCs w:val="0"/>
               <w:i w:val="0"/>
               <w:iCs w:val="0"/>
               <w:smallCaps w:val="0"/>
               <w:strike w:val="0"/>
               <w:color w:val="000000"/>
+              <w:sz w:val="22"/>
+              <w:szCs w:val="22"/>
               <w:u w:val="none"/>
               <w:shd w:fill="auto" w:val="clear"/>
               <w:vertAlign w:val="baseline"/>
@@ -5921,11 +5966,16 @@
           <w:hyperlink w:anchor="_heading=h.4y7h4jmgk2sh">
             <w:r>
               <w:rPr>
+                <w:rFonts w:ascii="Times New Roman" w:cs="Times New Roman" w:eastAsia="Times New Roman" w:hAnsi="Times New Roman"/>
+                <w:b w:val="0"/>
+                <w:bCs w:val="0"/>
                 <w:i w:val="0"/>
                 <w:iCs w:val="0"/>
                 <w:smallCaps w:val="0"/>
                 <w:strike w:val="0"/>
                 <w:color w:val="000000"/>
+                <w:sz w:val="28"/>
+                <w:szCs w:val="28"/>
                 <w:u w:val="none"/>
                 <w:shd w:fill="auto" w:val="clear"/>
                 <w:vertAlign w:val="baseline"/>
@@ -5988,7 +6038,7 @@
     </w:p>
     <w:sdt>
       <w:sdtPr>
-        <w:id w:val="81321880"/>
+        <w:id w:val="-353226532"/>
         <w:docPartObj>
           <w:docPartGallery w:val="Table of Contents"/>
           <w:docPartUnique w:val="1"/>
@@ -15941,7 +15991,7 @@
       </w:r>
       <w:sdt>
         <w:sdtPr>
-          <w:id w:val="-435484270"/>
+          <w:id w:val="491747963"/>
           <w:tag w:val="goog_rdk_0"/>
         </w:sdtPr>
         <w:sdtContent>
@@ -16020,7 +16070,7 @@
       </w:r>
       <w:sdt>
         <w:sdtPr>
-          <w:id w:val="821471180"/>
+          <w:id w:val="-1617004419"/>
           <w:tag w:val="goog_rdk_1"/>
         </w:sdtPr>
         <w:sdtContent>
@@ -16836,12 +16886,12 @@
           <wp:inline distB="114300" distT="114300" distL="114300" distR="114300">
             <wp:extent cx="5759775" cy="2984500"/>
             <wp:effectExtent b="0" l="0" r="0" t="0"/>
-            <wp:docPr id="27" name="image29.png"/>
+            <wp:docPr id="27" name="image22.png"/>
             <a:graphic>
               <a:graphicData uri="http://schemas.openxmlformats.org/drawingml/2006/picture">
                 <pic:pic>
                   <pic:nvPicPr>
-                    <pic:cNvPr id="0" name="image29.png"/>
+                    <pic:cNvPr id="0" name="image22.png"/>
                     <pic:cNvPicPr preferRelativeResize="0"/>
                   </pic:nvPicPr>
                   <pic:blipFill>
@@ -17860,12 +17910,12 @@
           <wp:inline distB="114300" distT="114300" distL="114300" distR="114300">
             <wp:extent cx="5759775" cy="2590800"/>
             <wp:effectExtent b="0" l="0" r="0" t="0"/>
-            <wp:docPr id="24" name="image19.png"/>
+            <wp:docPr id="24" name="image21.png"/>
             <a:graphic>
               <a:graphicData uri="http://schemas.openxmlformats.org/drawingml/2006/picture">
                 <pic:pic>
                   <pic:nvPicPr>
-                    <pic:cNvPr id="0" name="image19.png"/>
+                    <pic:cNvPr id="0" name="image21.png"/>
                     <pic:cNvPicPr preferRelativeResize="0"/>
                   </pic:nvPicPr>
                   <pic:blipFill>
@@ -17976,12 +18026,12 @@
           <wp:inline distB="114300" distT="114300" distL="114300" distR="114300">
             <wp:extent cx="4656935" cy="6400082"/>
             <wp:effectExtent b="0" l="0" r="0" t="0"/>
-            <wp:docPr id="29" name="image27.png"/>
+            <wp:docPr id="29" name="image26.png"/>
             <a:graphic>
               <a:graphicData uri="http://schemas.openxmlformats.org/drawingml/2006/picture">
                 <pic:pic>
                   <pic:nvPicPr>
-                    <pic:cNvPr id="0" name="image27.png"/>
+                    <pic:cNvPr id="0" name="image26.png"/>
                     <pic:cNvPicPr preferRelativeResize="0"/>
                   </pic:nvPicPr>
                   <pic:blipFill>
@@ -18080,12 +18130,12 @@
           <wp:inline distB="114300" distT="114300" distL="114300" distR="114300">
             <wp:extent cx="5220527" cy="6333808"/>
             <wp:effectExtent b="0" l="0" r="0" t="0"/>
-            <wp:docPr id="15" name="image15.png"/>
+            <wp:docPr id="15" name="image11.png"/>
             <a:graphic>
               <a:graphicData uri="http://schemas.openxmlformats.org/drawingml/2006/picture">
                 <pic:pic>
                   <pic:nvPicPr>
-                    <pic:cNvPr id="0" name="image15.png"/>
+                    <pic:cNvPr id="0" name="image11.png"/>
                     <pic:cNvPicPr preferRelativeResize="0"/>
                   </pic:nvPicPr>
                   <pic:blipFill>
@@ -18465,12 +18515,12 @@
           <wp:inline distB="114300" distT="114300" distL="114300" distR="114300">
             <wp:extent cx="2940840" cy="4384197"/>
             <wp:effectExtent b="0" l="0" r="0" t="0"/>
-            <wp:docPr id="25" name="image28.png"/>
+            <wp:docPr id="25" name="image23.png"/>
             <a:graphic>
               <a:graphicData uri="http://schemas.openxmlformats.org/drawingml/2006/picture">
                 <pic:pic>
                   <pic:nvPicPr>
-                    <pic:cNvPr id="0" name="image28.png"/>
+                    <pic:cNvPr id="0" name="image23.png"/>
                     <pic:cNvPicPr preferRelativeResize="0"/>
                   </pic:nvPicPr>
                   <pic:blipFill>
@@ -18927,12 +18977,12 @@
           <wp:inline distB="114300" distT="114300" distL="114300" distR="114300">
             <wp:extent cx="3445665" cy="4672247"/>
             <wp:effectExtent b="0" l="0" r="0" t="0"/>
-            <wp:docPr id="16" name="image17.png"/>
+            <wp:docPr id="16" name="image19.png"/>
             <a:graphic>
               <a:graphicData uri="http://schemas.openxmlformats.org/drawingml/2006/picture">
                 <pic:pic>
                   <pic:nvPicPr>
-                    <pic:cNvPr id="0" name="image17.png"/>
+                    <pic:cNvPr id="0" name="image19.png"/>
                     <pic:cNvPicPr preferRelativeResize="0"/>
                   </pic:nvPicPr>
                   <pic:blipFill>
@@ -19374,12 +19424,12 @@
           <wp:inline distB="114300" distT="114300" distL="114300" distR="114300">
             <wp:extent cx="4021928" cy="5837441"/>
             <wp:effectExtent b="0" l="0" r="0" t="0"/>
-            <wp:docPr id="28" name="image24.png"/>
+            <wp:docPr id="28" name="image20.png"/>
             <a:graphic>
               <a:graphicData uri="http://schemas.openxmlformats.org/drawingml/2006/picture">
                 <pic:pic>
                   <pic:nvPicPr>
-                    <pic:cNvPr id="0" name="image24.png"/>
+                    <pic:cNvPr id="0" name="image20.png"/>
                     <pic:cNvPicPr preferRelativeResize="0"/>
                   </pic:nvPicPr>
                   <pic:blipFill>
@@ -19573,12 +19623,12 @@
           <wp:inline distB="114300" distT="114300" distL="114300" distR="114300">
             <wp:extent cx="2822594" cy="5061203"/>
             <wp:effectExtent b="0" l="0" r="0" t="0"/>
-            <wp:docPr id="11" name="image11.png"/>
+            <wp:docPr id="11" name="image1.png"/>
             <a:graphic>
               <a:graphicData uri="http://schemas.openxmlformats.org/drawingml/2006/picture">
                 <pic:pic>
                   <pic:nvPicPr>
-                    <pic:cNvPr id="0" name="image11.png"/>
+                    <pic:cNvPr id="0" name="image1.png"/>
                     <pic:cNvPicPr preferRelativeResize="0"/>
                   </pic:nvPicPr>
                   <pic:blipFill>
@@ -19941,12 +19991,12 @@
           <wp:inline distB="114300" distT="114300" distL="114300" distR="114300">
             <wp:extent cx="3040853" cy="4462428"/>
             <wp:effectExtent b="0" l="0" r="0" t="0"/>
-            <wp:docPr id="20" name="image21.png"/>
+            <wp:docPr id="20" name="image15.png"/>
             <a:graphic>
               <a:graphicData uri="http://schemas.openxmlformats.org/drawingml/2006/picture">
                 <pic:pic>
                   <pic:nvPicPr>
-                    <pic:cNvPr id="0" name="image21.png"/>
+                    <pic:cNvPr id="0" name="image15.png"/>
                     <pic:cNvPicPr preferRelativeResize="0"/>
                   </pic:nvPicPr>
                   <pic:blipFill>
@@ -20267,12 +20317,12 @@
           <wp:inline distB="114300" distT="114300" distL="114300" distR="114300">
             <wp:extent cx="3769515" cy="4979825"/>
             <wp:effectExtent b="0" l="0" r="0" t="0"/>
-            <wp:docPr id="13" name="image8.png"/>
+            <wp:docPr id="13" name="image17.png"/>
             <a:graphic>
               <a:graphicData uri="http://schemas.openxmlformats.org/drawingml/2006/picture">
                 <pic:pic>
                   <pic:nvPicPr>
-                    <pic:cNvPr id="0" name="image8.png"/>
+                    <pic:cNvPr id="0" name="image17.png"/>
                     <pic:cNvPicPr preferRelativeResize="0"/>
                   </pic:nvPicPr>
                   <pic:blipFill>
@@ -21625,12 +21675,12 @@
           <wp:inline distB="114300" distT="114300" distL="114300" distR="114300">
             <wp:extent cx="5759775" cy="4826000"/>
             <wp:effectExtent b="0" l="0" r="0" t="0"/>
-            <wp:docPr id="21" name="image13.png"/>
+            <wp:docPr id="21" name="image27.png"/>
             <a:graphic>
               <a:graphicData uri="http://schemas.openxmlformats.org/drawingml/2006/picture">
                 <pic:pic>
                   <pic:nvPicPr>
-                    <pic:cNvPr id="0" name="image13.png"/>
+                    <pic:cNvPr id="0" name="image27.png"/>
                     <pic:cNvPicPr preferRelativeResize="0"/>
                   </pic:nvPicPr>
                   <pic:blipFill>
@@ -21739,12 +21789,12 @@
           <wp:inline distB="114300" distT="114300" distL="114300" distR="114300">
             <wp:extent cx="4982528" cy="2445968"/>
             <wp:effectExtent b="0" l="0" r="0" t="0"/>
-            <wp:docPr id="2" name="image14.png"/>
+            <wp:docPr id="2" name="image9.png"/>
             <a:graphic>
               <a:graphicData uri="http://schemas.openxmlformats.org/drawingml/2006/picture">
                 <pic:pic>
                   <pic:nvPicPr>
-                    <pic:cNvPr id="0" name="image14.png"/>
+                    <pic:cNvPr id="0" name="image9.png"/>
                     <pic:cNvPicPr preferRelativeResize="0"/>
                   </pic:nvPicPr>
                   <pic:blipFill>
@@ -21788,12 +21838,12 @@
           <wp:inline distB="114300" distT="114300" distL="114300" distR="114300">
             <wp:extent cx="5249228" cy="4832760"/>
             <wp:effectExtent b="0" l="0" r="0" t="0"/>
-            <wp:docPr id="5" name="image4.png"/>
+            <wp:docPr id="5" name="image3.png"/>
             <a:graphic>
               <a:graphicData uri="http://schemas.openxmlformats.org/drawingml/2006/picture">
                 <pic:pic>
                   <pic:nvPicPr>
-                    <pic:cNvPr id="0" name="image4.png"/>
+                    <pic:cNvPr id="0" name="image3.png"/>
                     <pic:cNvPicPr preferRelativeResize="0"/>
                   </pic:nvPicPr>
                   <pic:blipFill>
@@ -23153,7 +23203,7 @@
       </w:pPr>
       <w:sdt>
         <w:sdtPr>
-          <w:id w:val="-1715971038"/>
+          <w:id w:val="193200825"/>
           <w:tag w:val="goog_rdk_2"/>
         </w:sdtPr>
         <w:sdtContent>
@@ -23837,7 +23887,7 @@
       </w:pPr>
       <w:sdt>
         <w:sdtPr>
-          <w:id w:val="-1905667703"/>
+          <w:id w:val="-596835663"/>
           <w:tag w:val="goog_rdk_3"/>
         </w:sdtPr>
         <w:sdtContent>
@@ -23899,12 +23949,12 @@
           <wp:inline distB="114300" distT="114300" distL="114300" distR="114300">
             <wp:extent cx="5012528" cy="4178634"/>
             <wp:effectExtent b="0" l="0" r="0" t="0"/>
-            <wp:docPr id="3" name="image2.png"/>
+            <wp:docPr id="3" name="image6.png"/>
             <a:graphic>
               <a:graphicData uri="http://schemas.openxmlformats.org/drawingml/2006/picture">
                 <pic:pic>
                   <pic:nvPicPr>
-                    <pic:cNvPr id="0" name="image2.png"/>
+                    <pic:cNvPr id="0" name="image6.png"/>
                     <pic:cNvPicPr preferRelativeResize="0"/>
                   </pic:nvPicPr>
                   <pic:blipFill>
@@ -24413,12 +24463,12 @@
           <wp:inline distB="114300" distT="114300" distL="114300" distR="114300">
             <wp:extent cx="4702965" cy="5164552"/>
             <wp:effectExtent b="0" l="0" r="0" t="0"/>
-            <wp:docPr id="23" name="image18.png"/>
+            <wp:docPr id="23" name="image28.png"/>
             <a:graphic>
               <a:graphicData uri="http://schemas.openxmlformats.org/drawingml/2006/picture">
                 <pic:pic>
                   <pic:nvPicPr>
-                    <pic:cNvPr id="0" name="image18.png"/>
+                    <pic:cNvPr id="0" name="image28.png"/>
                     <pic:cNvPicPr preferRelativeResize="0"/>
                   </pic:nvPicPr>
                   <pic:blipFill>
@@ -26955,7 +27005,7 @@
     <w:sdt>
       <w:sdtPr>
         <w:lock w:val="contentLocked"/>
-        <w:id w:val="-2102308644"/>
+        <w:id w:val="-1950855977"/>
         <w:tag w:val="goog_rdk_4"/>
       </w:sdtPr>
       <w:sdtContent>
@@ -27715,12 +27765,12 @@
           <wp:inline distB="114300" distT="114300" distL="114300" distR="114300">
             <wp:extent cx="4906328" cy="1980054"/>
             <wp:effectExtent b="0" l="0" r="0" t="0"/>
-            <wp:docPr id="4" name="image3.png"/>
+            <wp:docPr id="4" name="image12.png"/>
             <a:graphic>
               <a:graphicData uri="http://schemas.openxmlformats.org/drawingml/2006/picture">
                 <pic:pic>
                   <pic:nvPicPr>
-                    <pic:cNvPr id="0" name="image3.png"/>
+                    <pic:cNvPr id="0" name="image12.png"/>
                     <pic:cNvPicPr preferRelativeResize="0"/>
                   </pic:nvPicPr>
                   <pic:blipFill>
@@ -27857,12 +27907,12 @@
           <wp:inline distB="114300" distT="114300" distL="114300" distR="114300">
             <wp:extent cx="4906328" cy="1127239"/>
             <wp:effectExtent b="0" l="0" r="0" t="0"/>
-            <wp:docPr id="8" name="image9.png"/>
+            <wp:docPr id="8" name="image4.png"/>
             <a:graphic>
               <a:graphicData uri="http://schemas.openxmlformats.org/drawingml/2006/picture">
                 <pic:pic>
                   <pic:nvPicPr>
-                    <pic:cNvPr id="0" name="image9.png"/>
+                    <pic:cNvPr id="0" name="image4.png"/>
                     <pic:cNvPicPr preferRelativeResize="0"/>
                   </pic:nvPicPr>
                   <pic:blipFill>
@@ -27951,12 +28001,12 @@
           <wp:inline distB="114300" distT="114300" distL="114300" distR="114300">
             <wp:extent cx="4896803" cy="1711045"/>
             <wp:effectExtent b="0" l="0" r="0" t="0"/>
-            <wp:docPr id="19" name="image30.png"/>
+            <wp:docPr id="19" name="image13.png"/>
             <a:graphic>
               <a:graphicData uri="http://schemas.openxmlformats.org/drawingml/2006/picture">
                 <pic:pic>
                   <pic:nvPicPr>
-                    <pic:cNvPr id="0" name="image30.png"/>
+                    <pic:cNvPr id="0" name="image13.png"/>
                     <pic:cNvPicPr preferRelativeResize="0"/>
                   </pic:nvPicPr>
                   <pic:blipFill>
@@ -28112,12 +28162,12 @@
           <wp:inline distB="114300" distT="114300" distL="114300" distR="114300">
             <wp:extent cx="4868228" cy="694156"/>
             <wp:effectExtent b="0" l="0" r="0" t="0"/>
-            <wp:docPr id="18" name="image20.png"/>
+            <wp:docPr id="18" name="image2.png"/>
             <a:graphic>
               <a:graphicData uri="http://schemas.openxmlformats.org/drawingml/2006/picture">
                 <pic:pic>
                   <pic:nvPicPr>
-                    <pic:cNvPr id="0" name="image20.png"/>
+                    <pic:cNvPr id="0" name="image2.png"/>
                     <pic:cNvPicPr preferRelativeResize="0"/>
                   </pic:nvPicPr>
                   <pic:blipFill>
@@ -29935,12 +29985,12 @@
           <wp:inline distB="114300" distT="114300" distL="114300" distR="114300">
             <wp:extent cx="5239703" cy="1047941"/>
             <wp:effectExtent b="0" l="0" r="0" t="0"/>
-            <wp:docPr id="7" name="image1.png"/>
+            <wp:docPr id="7" name="image5.png"/>
             <a:graphic>
               <a:graphicData uri="http://schemas.openxmlformats.org/drawingml/2006/picture">
                 <pic:pic>
                   <pic:nvPicPr>
-                    <pic:cNvPr id="0" name="image1.png"/>
+                    <pic:cNvPr id="0" name="image5.png"/>
                     <pic:cNvPicPr preferRelativeResize="0"/>
                   </pic:nvPicPr>
                   <pic:blipFill>
@@ -30022,12 +30072,12 @@
           <wp:inline distB="114300" distT="114300" distL="114300" distR="114300">
             <wp:extent cx="4696778" cy="3911071"/>
             <wp:effectExtent b="0" l="0" r="0" t="0"/>
-            <wp:docPr id="17" name="image16.png"/>
+            <wp:docPr id="17" name="image14.png"/>
             <a:graphic>
               <a:graphicData uri="http://schemas.openxmlformats.org/drawingml/2006/picture">
                 <pic:pic>
                   <pic:nvPicPr>
-                    <pic:cNvPr id="0" name="image16.png"/>
+                    <pic:cNvPr id="0" name="image14.png"/>
                     <pic:cNvPicPr preferRelativeResize="0"/>
                   </pic:nvPicPr>
                   <pic:blipFill>
@@ -30141,12 +30191,12 @@
           <wp:inline distB="114300" distT="114300" distL="114300" distR="114300">
             <wp:extent cx="5183145" cy="5114608"/>
             <wp:effectExtent b="0" l="0" r="0" t="0"/>
-            <wp:docPr id="9" name="image5.png"/>
+            <wp:docPr id="9" name="image16.png"/>
             <a:graphic>
               <a:graphicData uri="http://schemas.openxmlformats.org/drawingml/2006/picture">
                 <pic:pic>
                   <pic:nvPicPr>
-                    <pic:cNvPr id="0" name="image5.png"/>
+                    <pic:cNvPr id="0" name="image16.png"/>
                     <pic:cNvPicPr preferRelativeResize="0"/>
                   </pic:nvPicPr>
                   <pic:blipFill>
@@ -30261,12 +30311,12 @@
           <wp:inline distB="114300" distT="114300" distL="114300" distR="114300">
             <wp:extent cx="5253080" cy="416773"/>
             <wp:effectExtent b="0" l="0" r="0" t="0"/>
-            <wp:docPr id="12" name="image12.png"/>
+            <wp:docPr id="12" name="image8.png"/>
             <a:graphic>
               <a:graphicData uri="http://schemas.openxmlformats.org/drawingml/2006/picture">
                 <pic:pic>
                   <pic:nvPicPr>
-                    <pic:cNvPr id="0" name="image12.png"/>
+                    <pic:cNvPr id="0" name="image8.png"/>
                     <pic:cNvPicPr preferRelativeResize="0"/>
                   </pic:nvPicPr>
                   <pic:blipFill>
@@ -30443,7 +30493,7 @@
     </w:p>
     <w:p>
       <w:pPr>
-        <w:pStyle w:val="Heading2"/>
+        <w:pStyle w:val="Heading3"/>
         <w:rPr/>
       </w:pPr>
       <w:bookmarkStart w:colFirst="0" w:colLast="0" w:name="_heading=h.umlhgyf21w2w" w:id="118"/>
@@ -30478,12 +30528,12 @@
           <wp:inline distB="114300" distT="114300" distL="114300" distR="114300">
             <wp:extent cx="5030153" cy="2627319"/>
             <wp:effectExtent b="0" l="0" r="0" t="0"/>
-            <wp:docPr id="6" name="image6.png"/>
+            <wp:docPr id="6" name="image18.png"/>
             <a:graphic>
               <a:graphicData uri="http://schemas.openxmlformats.org/drawingml/2006/picture">
                 <pic:pic>
                   <pic:nvPicPr>
-                    <pic:cNvPr id="0" name="image6.png"/>
+                    <pic:cNvPr id="0" name="image18.png"/>
                     <pic:cNvPicPr preferRelativeResize="0"/>
                   </pic:nvPicPr>
                   <pic:blipFill>
@@ -30536,12 +30586,12 @@
           <wp:inline distB="114300" distT="114300" distL="114300" distR="114300">
             <wp:extent cx="5220653" cy="1449702"/>
             <wp:effectExtent b="0" l="0" r="0" t="0"/>
-            <wp:docPr id="26" name="image22.png"/>
+            <wp:docPr id="26" name="image24.png"/>
             <a:graphic>
               <a:graphicData uri="http://schemas.openxmlformats.org/drawingml/2006/picture">
                 <pic:pic>
                   <pic:nvPicPr>
-                    <pic:cNvPr id="0" name="image22.png"/>
+                    <pic:cNvPr id="0" name="image24.png"/>
                     <pic:cNvPicPr preferRelativeResize="0"/>
                   </pic:nvPicPr>
                   <pic:blipFill>
@@ -30600,7 +30650,7 @@
     <w:sdt>
       <w:sdtPr>
         <w:lock w:val="contentLocked"/>
-        <w:id w:val="1316571806"/>
+        <w:id w:val="-22180256"/>
         <w:tag w:val="goog_rdk_5"/>
       </w:sdtPr>
       <w:sdtContent>
@@ -31196,7 +31246,7 @@
     <w:sdt>
       <w:sdtPr>
         <w:lock w:val="contentLocked"/>
-        <w:id w:val="2090417467"/>
+        <w:id w:val="-886546158"/>
         <w:tag w:val="goog_rdk_6"/>
       </w:sdtPr>
       <w:sdtContent>
@@ -32414,7 +32464,7 @@
     <w:sdt>
       <w:sdtPr>
         <w:lock w:val="contentLocked"/>
-        <w:id w:val="-1328858334"/>
+        <w:id w:val="1739464445"/>
         <w:tag w:val="goog_rdk_7"/>
       </w:sdtPr>
       <w:sdtContent>
